--- a/data/outputs/v2/Biology/SS1.2_Chemicals_of_Life/quiz/Biology_G10_SS1.2_Chemicals_of_Life_L3_AnswerKey.docx
+++ b/data/outputs/v2/Biology/SS1.2_Chemicals_of_Life/quiz/Biology_G10_SS1.2_Chemicals_of_Life_L3_AnswerKey.docx
@@ -1405,7 +1405,7 @@
         </w:rPr>
         <w:t xml:space="preserve">© 2026 SeaVuria and ARES. Aligned with KICD objectives. Developed by SeaVuria; technical implementation by ARES (with AI assistance from Claude). Licensed under </w:t>
       </w:r>
-      <w:hyperlink w:history="1" r:id="rId1m7oweinff1bhmdoroz4o">
+      <w:hyperlink w:history="1" r:id="rId_idyg_ir_fx12len1-6vb">
         <w:r>
           <w:rPr>
             <w:rFonts w:ascii="Arial" w:cs="Arial" w:eastAsia="Arial" w:hAnsi="Arial"/>
@@ -1426,7 +1426,7 @@
         </w:rPr>
         <w:t xml:space="preserve"> (</w:t>
       </w:r>
-      <w:hyperlink w:history="1" r:id="rIdmr9ppo6uh2xjajy19lw_s">
+      <w:hyperlink w:history="1" r:id="rIdbut-thlziexinl409nike">
         <w:r>
           <w:rPr>
             <w:rFonts w:ascii="Arial" w:cs="Arial" w:eastAsia="Arial" w:hAnsi="Arial"/>

--- a/data/outputs/v2/Biology/SS1.2_Chemicals_of_Life/quiz/Biology_G10_SS1.2_Chemicals_of_Life_L3_AnswerKey.docx
+++ b/data/outputs/v2/Biology/SS1.2_Chemicals_of_Life/quiz/Biology_G10_SS1.2_Chemicals_of_Life_L3_AnswerKey.docx
@@ -1405,7 +1405,7 @@
         </w:rPr>
         <w:t xml:space="preserve">© 2026 SeaVuria and ARES. Aligned with KICD objectives. Developed by SeaVuria; technical implementation by ARES (with AI assistance from Claude). Licensed under </w:t>
       </w:r>
-      <w:hyperlink w:history="1" r:id="rId_idyg_ir_fx12len1-6vb">
+      <w:hyperlink w:history="1" r:id="rIdz_vivmufx1cn0-bsqqsg9">
         <w:r>
           <w:rPr>
             <w:rFonts w:ascii="Arial" w:cs="Arial" w:eastAsia="Arial" w:hAnsi="Arial"/>
@@ -1426,7 +1426,7 @@
         </w:rPr>
         <w:t xml:space="preserve"> (</w:t>
       </w:r>
-      <w:hyperlink w:history="1" r:id="rIdbut-thlziexinl409nike">
+      <w:hyperlink w:history="1" r:id="rIdecjplgjcb4_ugc09nwscl">
         <w:r>
           <w:rPr>
             <w:rFonts w:ascii="Arial" w:cs="Arial" w:eastAsia="Arial" w:hAnsi="Arial"/>

--- a/data/outputs/v2/Biology/SS1.2_Chemicals_of_Life/quiz/Biology_G10_SS1.2_Chemicals_of_Life_L3_AnswerKey.docx
+++ b/data/outputs/v2/Biology/SS1.2_Chemicals_of_Life/quiz/Biology_G10_SS1.2_Chemicals_of_Life_L3_AnswerKey.docx
@@ -29,7 +29,7 @@
           <w:sz w:val="20"/>
           <w:szCs w:val="20"/>
         </w:rPr>
-        <w:t xml:space="preserve">Sub-Strand 1.2: Chemicals of Life  •  Lesson 3: Observe (Part 2): Lipids and Vitamins — Structure, Function, and Food Tests</w:t>
+        <w:t xml:space="preserve">Sub-Strand 1.2: Chemicals of Life  •  Lesson 3: Carbohydrates: Starch and Sugars</w:t>
       </w:r>
     </w:p>
     <w:p>
@@ -345,71 +345,7 @@
                 <w:sz w:val="21"/>
                 <w:szCs w:val="21"/>
               </w:rPr>
-              <w:t xml:space="preserve">A</w:t>
-            </w:r>
-          </w:p>
-        </w:tc>
-        <w:tc>
-          <w:tcPr>
-            <w:tcW w:type="dxa" w:w="1337"/>
-            <w:tcBorders>
-              <w:top w:val="single" w:color="BBBBBB" w:sz="4"/>
-              <w:left w:val="single" w:color="BBBBBB" w:sz="4"/>
-              <w:bottom w:val="single" w:color="BBBBBB" w:sz="4"/>
-              <w:right w:val="single" w:color="BBBBBB" w:sz="4"/>
-            </w:tcBorders>
-            <w:tcMar>
-              <w:top w:type="dxa" w:w="60"/>
-              <w:left w:type="dxa" w:w="80"/>
-              <w:bottom w:type="dxa" w:w="60"/>
-              <w:right w:type="dxa" w:w="80"/>
-            </w:tcMar>
-          </w:tcPr>
-          <w:p>
-            <w:pPr>
-              <w:jc w:val="center"/>
-            </w:pPr>
-            <w:r>
-              <w:rPr>
-                <w:rFonts w:ascii="Arial" w:cs="Arial" w:eastAsia="Arial" w:hAnsi="Arial"/>
-                <w:b/>
-                <w:bCs/>
-                <w:sz w:val="21"/>
-                <w:szCs w:val="21"/>
-              </w:rPr>
               <w:t xml:space="preserve">B</w:t>
-            </w:r>
-          </w:p>
-        </w:tc>
-        <w:tc>
-          <w:tcPr>
-            <w:tcW w:type="dxa" w:w="1337"/>
-            <w:tcBorders>
-              <w:top w:val="single" w:color="BBBBBB" w:sz="4"/>
-              <w:left w:val="single" w:color="BBBBBB" w:sz="4"/>
-              <w:bottom w:val="single" w:color="BBBBBB" w:sz="4"/>
-              <w:right w:val="single" w:color="BBBBBB" w:sz="4"/>
-            </w:tcBorders>
-            <w:tcMar>
-              <w:top w:type="dxa" w:w="60"/>
-              <w:left w:type="dxa" w:w="80"/>
-              <w:bottom w:type="dxa" w:w="60"/>
-              <w:right w:type="dxa" w:w="80"/>
-            </w:tcMar>
-          </w:tcPr>
-          <w:p>
-            <w:pPr>
-              <w:jc w:val="center"/>
-            </w:pPr>
-            <w:r>
-              <w:rPr>
-                <w:rFonts w:ascii="Arial" w:cs="Arial" w:eastAsia="Arial" w:hAnsi="Arial"/>
-                <w:b/>
-                <w:bCs/>
-                <w:sz w:val="21"/>
-                <w:szCs w:val="21"/>
-              </w:rPr>
-              <w:t xml:space="preserve">C</w:t>
             </w:r>
           </w:p>
         </w:tc>
@@ -505,6 +441,38 @@
                 <w:sz w:val="21"/>
                 <w:szCs w:val="21"/>
               </w:rPr>
+              <w:t xml:space="preserve">D</w:t>
+            </w:r>
+          </w:p>
+        </w:tc>
+        <w:tc>
+          <w:tcPr>
+            <w:tcW w:type="dxa" w:w="1337"/>
+            <w:tcBorders>
+              <w:top w:val="single" w:color="BBBBBB" w:sz="4"/>
+              <w:left w:val="single" w:color="BBBBBB" w:sz="4"/>
+              <w:bottom w:val="single" w:color="BBBBBB" w:sz="4"/>
+              <w:right w:val="single" w:color="BBBBBB" w:sz="4"/>
+            </w:tcBorders>
+            <w:tcMar>
+              <w:top w:type="dxa" w:w="60"/>
+              <w:left w:type="dxa" w:w="80"/>
+              <w:bottom w:type="dxa" w:w="60"/>
+              <w:right w:type="dxa" w:w="80"/>
+            </w:tcMar>
+          </w:tcPr>
+          <w:p>
+            <w:pPr>
+              <w:jc w:val="center"/>
+            </w:pPr>
+            <w:r>
+              <w:rPr>
+                <w:rFonts w:ascii="Arial" w:cs="Arial" w:eastAsia="Arial" w:hAnsi="Arial"/>
+                <w:b/>
+                <w:bCs/>
+                <w:sz w:val="21"/>
+                <w:szCs w:val="21"/>
+              </w:rPr>
               <w:t xml:space="preserve">B</w:t>
             </w:r>
           </w:p>
@@ -537,7 +505,39 @@
                 <w:sz w:val="21"/>
                 <w:szCs w:val="21"/>
               </w:rPr>
-              <w:t xml:space="preserve">C</w:t>
+              <w:t xml:space="preserve">D</w:t>
+            </w:r>
+          </w:p>
+        </w:tc>
+        <w:tc>
+          <w:tcPr>
+            <w:tcW w:type="dxa" w:w="1337"/>
+            <w:tcBorders>
+              <w:top w:val="single" w:color="BBBBBB" w:sz="4"/>
+              <w:left w:val="single" w:color="BBBBBB" w:sz="4"/>
+              <w:bottom w:val="single" w:color="BBBBBB" w:sz="4"/>
+              <w:right w:val="single" w:color="BBBBBB" w:sz="4"/>
+            </w:tcBorders>
+            <w:tcMar>
+              <w:top w:type="dxa" w:w="60"/>
+              <w:left w:type="dxa" w:w="80"/>
+              <w:bottom w:type="dxa" w:w="60"/>
+              <w:right w:type="dxa" w:w="80"/>
+            </w:tcMar>
+          </w:tcPr>
+          <w:p>
+            <w:pPr>
+              <w:jc w:val="center"/>
+            </w:pPr>
+            <w:r>
+              <w:rPr>
+                <w:rFonts w:ascii="Arial" w:cs="Arial" w:eastAsia="Arial" w:hAnsi="Arial"/>
+                <w:b/>
+                <w:bCs/>
+                <w:sz w:val="21"/>
+                <w:szCs w:val="21"/>
+              </w:rPr>
+              <w:t xml:space="preserve">A</w:t>
             </w:r>
           </w:p>
         </w:tc>
@@ -568,7 +568,7 @@
           <w:sz w:val="16"/>
           <w:szCs w:val="16"/>
         </w:rPr>
-        <w:t xml:space="preserve">USE AFTER: OBSERVE PHASE — Activity 1: Translucent Spot Test</w:t>
+        <w:t xml:space="preserve">USE AFTER: OBSERVE PHASE — Test 1: iodine test for starch</w:t>
       </w:r>
     </w:p>
     <w:p>
@@ -584,7 +584,22 @@
           <w:sz w:val="21"/>
           <w:szCs w:val="21"/>
         </w:rPr>
-        <w:t xml:space="preserve">Q1. A learner rubs mashed groundnuts on a piece of brown paper bag and waits 5 minutes for it to dry. Which observation shows that the groundnuts contain lipids?</w:t>
+        <w:t xml:space="preserve">Q1. A group adds 2-3 drops of iodine solution to some maize flour mixed with water. Which result shows that starch is present?</w:t>
+      </w:r>
+    </w:p>
+    <w:p>
+      <w:pPr>
+        <w:keepNext/>
+        <w:spacing w:after="20"/>
+        <w:ind w:left="360"/>
+      </w:pPr>
+      <w:r>
+        <w:rPr>
+          <w:rFonts w:ascii="Arial" w:cs="Arial" w:eastAsia="Arial" w:hAnsi="Arial"/>
+          <w:sz w:val="21"/>
+          <w:szCs w:val="21"/>
+        </w:rPr>
+        <w:t xml:space="preserve">A.  The mixture turns brick-red</w:t>
       </w:r>
     </w:p>
     <w:p>
@@ -602,52 +617,37 @@
           <w:sz w:val="21"/>
           <w:szCs w:val="21"/>
         </w:rPr>
-        <w:t xml:space="preserve">A.  A translucent (greasy) spot stays on the paper even after it is dry</w:t>
-      </w:r>
-    </w:p>
-    <w:p>
-      <w:pPr>
-        <w:keepNext/>
-        <w:spacing w:after="20"/>
-        <w:ind w:left="360"/>
-      </w:pPr>
-      <w:r>
-        <w:rPr>
-          <w:rFonts w:ascii="Arial" w:cs="Arial" w:eastAsia="Arial" w:hAnsi="Arial"/>
-          <w:sz w:val="21"/>
-          <w:szCs w:val="21"/>
-        </w:rPr>
-        <w:t xml:space="preserve">B.  A wet spot appears but disappears completely once the paper dries</w:t>
-      </w:r>
-    </w:p>
-    <w:p>
-      <w:pPr>
-        <w:keepNext/>
-        <w:spacing w:after="20"/>
-        <w:ind w:left="360"/>
-      </w:pPr>
-      <w:r>
-        <w:rPr>
-          <w:rFonts w:ascii="Arial" w:cs="Arial" w:eastAsia="Arial" w:hAnsi="Arial"/>
-          <w:sz w:val="21"/>
-          <w:szCs w:val="21"/>
-        </w:rPr>
-        <w:t xml:space="preserve">C.  The paper stays completely dry and unmarked</w:t>
-      </w:r>
-    </w:p>
-    <w:p>
-      <w:pPr>
-        <w:keepNext/>
-        <w:spacing w:after="20"/>
-        <w:ind w:left="360"/>
-      </w:pPr>
-      <w:r>
-        <w:rPr>
-          <w:rFonts w:ascii="Arial" w:cs="Arial" w:eastAsia="Arial" w:hAnsi="Arial"/>
-          <w:sz w:val="21"/>
-          <w:szCs w:val="21"/>
-        </w:rPr>
-        <w:t xml:space="preserve">D.  The paper turns a purple colour where the food was rubbed</w:t>
+        <w:t xml:space="preserve">B.  The mixture turns blue-black</w:t>
+      </w:r>
+    </w:p>
+    <w:p>
+      <w:pPr>
+        <w:keepNext/>
+        <w:spacing w:after="20"/>
+        <w:ind w:left="360"/>
+      </w:pPr>
+      <w:r>
+        <w:rPr>
+          <w:rFonts w:ascii="Arial" w:cs="Arial" w:eastAsia="Arial" w:hAnsi="Arial"/>
+          <w:sz w:val="21"/>
+          <w:szCs w:val="21"/>
+        </w:rPr>
+        <w:t xml:space="preserve">C.  The mixture turns yellow-orange and stays clear</w:t>
+      </w:r>
+    </w:p>
+    <w:p>
+      <w:pPr>
+        <w:keepNext/>
+        <w:spacing w:after="20"/>
+        <w:ind w:left="360"/>
+      </w:pPr>
+      <w:r>
+        <w:rPr>
+          <w:rFonts w:ascii="Arial" w:cs="Arial" w:eastAsia="Arial" w:hAnsi="Arial"/>
+          <w:sz w:val="21"/>
+          <w:szCs w:val="21"/>
+        </w:rPr>
+        <w:t xml:space="preserve">D.  The mixture turns green</w:t>
       </w:r>
     </w:p>
     <w:p>
@@ -663,7 +663,7 @@
           <w:sz w:val="21"/>
           <w:szCs w:val="21"/>
         </w:rPr>
-        <w:t xml:space="preserve">Correct answer: A. </w:t>
+        <w:t xml:space="preserve">Correct answer: B. </w:t>
       </w:r>
       <w:r>
         <w:rPr>
@@ -672,7 +672,7 @@
           <w:sz w:val="19"/>
           <w:szCs w:val="19"/>
         </w:rPr>
-        <w:t xml:space="preserve">Lipids leave a permanent translucent spot that does not disappear on drying. Water-based foods leave a spot that dries and disappears.</w:t>
+        <w:t xml:space="preserve">Iodine turns blue-black when starch is present. Brick-red and green are Benedict's test colours for reducing sugar, not iodine results.</w:t>
       </w:r>
     </w:p>
     <w:p>
@@ -687,7 +687,7 @@
           <w:sz w:val="16"/>
           <w:szCs w:val="16"/>
         </w:rPr>
-        <w:t xml:space="preserve">USE AFTER: OBSERVE PHASE — Activity 2: Ethanol Emulsion Test</w:t>
+        <w:t xml:space="preserve">USE AFTER: OBSERVE PHASE — Test 2: Benedict's test for reducing sugars</w:t>
       </w:r>
     </w:p>
     <w:p>
@@ -703,22 +703,22 @@
           <w:sz w:val="21"/>
           <w:szCs w:val="21"/>
         </w:rPr>
-        <w:t xml:space="preserve">Q2. In the ethanol emulsion test, a learner dissolves a food sample in ethanol, then pours the clear ethanol layer into a test tube of distilled water. What result shows that lipid is present?</w:t>
-      </w:r>
-    </w:p>
-    <w:p>
-      <w:pPr>
-        <w:keepNext/>
-        <w:spacing w:after="20"/>
-        <w:ind w:left="360"/>
-      </w:pPr>
-      <w:r>
-        <w:rPr>
-          <w:rFonts w:ascii="Arial" w:cs="Arial" w:eastAsia="Arial" w:hAnsi="Arial"/>
-          <w:sz w:val="21"/>
-          <w:szCs w:val="21"/>
-        </w:rPr>
-        <w:t xml:space="preserve">A.  The mixture stays clear and colourless</w:t>
+        <w:t xml:space="preserve">Q2. A learner mixes 2 cm3 of mashed ripe banana solution with 2 cm3 of Benedict's solution and heats it in a hot water bath for 4 minutes. It turns orange to brick-red. What does this show?</w:t>
+      </w:r>
+    </w:p>
+    <w:p>
+      <w:pPr>
+        <w:keepNext/>
+        <w:spacing w:after="20"/>
+        <w:ind w:left="360"/>
+      </w:pPr>
+      <w:r>
+        <w:rPr>
+          <w:rFonts w:ascii="Arial" w:cs="Arial" w:eastAsia="Arial" w:hAnsi="Arial"/>
+          <w:sz w:val="21"/>
+          <w:szCs w:val="21"/>
+        </w:rPr>
+        <w:t xml:space="preserve">A.  The banana contains starch</w:t>
       </w:r>
     </w:p>
     <w:p>
@@ -736,37 +736,37 @@
           <w:sz w:val="21"/>
           <w:szCs w:val="21"/>
         </w:rPr>
-        <w:t xml:space="preserve">B.  A cloudy white emulsion forms</w:t>
-      </w:r>
-    </w:p>
-    <w:p>
-      <w:pPr>
-        <w:keepNext/>
-        <w:spacing w:after="20"/>
-        <w:ind w:left="360"/>
-      </w:pPr>
-      <w:r>
-        <w:rPr>
-          <w:rFonts w:ascii="Arial" w:cs="Arial" w:eastAsia="Arial" w:hAnsi="Arial"/>
-          <w:sz w:val="21"/>
-          <w:szCs w:val="21"/>
-        </w:rPr>
-        <w:t xml:space="preserve">C.  The mixture bubbles and gives off heat</w:t>
-      </w:r>
-    </w:p>
-    <w:p>
-      <w:pPr>
-        <w:keepNext/>
-        <w:spacing w:after="20"/>
-        <w:ind w:left="360"/>
-      </w:pPr>
-      <w:r>
-        <w:rPr>
-          <w:rFonts w:ascii="Arial" w:cs="Arial" w:eastAsia="Arial" w:hAnsi="Arial"/>
-          <w:sz w:val="21"/>
-          <w:szCs w:val="21"/>
-        </w:rPr>
-        <w:t xml:space="preserve">D.  The mixture turns purple</w:t>
+        <w:t xml:space="preserve">B.  The banana contains a lot of reducing sugar</w:t>
+      </w:r>
+    </w:p>
+    <w:p>
+      <w:pPr>
+        <w:keepNext/>
+        <w:spacing w:after="20"/>
+        <w:ind w:left="360"/>
+      </w:pPr>
+      <w:r>
+        <w:rPr>
+          <w:rFonts w:ascii="Arial" w:cs="Arial" w:eastAsia="Arial" w:hAnsi="Arial"/>
+          <w:sz w:val="21"/>
+          <w:szCs w:val="21"/>
+        </w:rPr>
+        <w:t xml:space="preserve">C.  The banana contains protein</w:t>
+      </w:r>
+    </w:p>
+    <w:p>
+      <w:pPr>
+        <w:keepNext/>
+        <w:spacing w:after="20"/>
+        <w:ind w:left="360"/>
+      </w:pPr>
+      <w:r>
+        <w:rPr>
+          <w:rFonts w:ascii="Arial" w:cs="Arial" w:eastAsia="Arial" w:hAnsi="Arial"/>
+          <w:sz w:val="21"/>
+          <w:szCs w:val="21"/>
+        </w:rPr>
+        <w:t xml:space="preserve">D.  The banana contains no carbohydrate</w:t>
       </w:r>
     </w:p>
     <w:p>
@@ -791,7 +791,7 @@
           <w:sz w:val="19"/>
           <w:szCs w:val="19"/>
         </w:rPr>
-        <w:t xml:space="preserve">Lipids dissolve in ethanol but not in water, so when the ethanol is added to water the lipid comes out as tiny droplets, forming a cloudy white emulsion. A clear solution means no lipid.</w:t>
+        <w:t xml:space="preserve">Benedict's solution changes from blue through green, yellow and orange to brick-red as the amount of reducing sugar increases, so orange to brick-red means a lot of reducing sugar is present.</w:t>
       </w:r>
     </w:p>
     <w:p>
@@ -806,7 +806,7 @@
           <w:sz w:val="16"/>
           <w:szCs w:val="16"/>
         </w:rPr>
-        <w:t xml:space="preserve">USE AFTER: OBSERVE PHASE — Activity 1 and Activity 2: results table for ugali (A)</w:t>
+        <w:t xml:space="preserve">USE AFTER: EXPLAIN PHASE — Explain Step 1: group discussion on ugali being blue-black with iodine but blue with Benedict's</w:t>
       </w:r>
     </w:p>
     <w:p>
@@ -822,37 +822,7 @@
           <w:sz w:val="21"/>
           <w:szCs w:val="21"/>
         </w:rPr>
-        <w:t xml:space="preserve">Q3. A group tests ugali paste (maize starch) with both the translucent spot test and the ethanol emulsion test. Which set of results would you expect?</w:t>
-      </w:r>
-    </w:p>
-    <w:p>
-      <w:pPr>
-        <w:keepNext/>
-        <w:spacing w:after="20"/>
-        <w:ind w:left="360"/>
-      </w:pPr>
-      <w:r>
-        <w:rPr>
-          <w:rFonts w:ascii="Arial" w:cs="Arial" w:eastAsia="Arial" w:hAnsi="Arial"/>
-          <w:sz w:val="21"/>
-          <w:szCs w:val="21"/>
-        </w:rPr>
-        <w:t xml:space="preserve">A.  A permanent translucent spot and a cloudy white emulsion</w:t>
-      </w:r>
-    </w:p>
-    <w:p>
-      <w:pPr>
-        <w:keepNext/>
-        <w:spacing w:after="20"/>
-        <w:ind w:left="360"/>
-      </w:pPr>
-      <w:r>
-        <w:rPr>
-          <w:rFonts w:ascii="Arial" w:cs="Arial" w:eastAsia="Arial" w:hAnsi="Arial"/>
-          <w:sz w:val="21"/>
-          <w:szCs w:val="21"/>
-        </w:rPr>
-        <w:t xml:space="preserve">B.  No permanent translucent spot but a cloudy white emulsion</w:t>
+        <w:t xml:space="preserve">Q3. Ugali turns blue-black with iodine solution but stays blue when heated with Benedict's solution. What does this tell us about the carbohydrate in ugali before digestion?</w:t>
       </w:r>
     </w:p>
     <w:p>
@@ -870,22 +840,52 @@
           <w:sz w:val="21"/>
           <w:szCs w:val="21"/>
         </w:rPr>
-        <w:t xml:space="preserve">C.  No permanent translucent spot and a clear solution in water</w:t>
-      </w:r>
-    </w:p>
-    <w:p>
-      <w:pPr>
-        <w:keepNext/>
-        <w:spacing w:after="20"/>
-        <w:ind w:left="360"/>
-      </w:pPr>
-      <w:r>
-        <w:rPr>
-          <w:rFonts w:ascii="Arial" w:cs="Arial" w:eastAsia="Arial" w:hAnsi="Arial"/>
-          <w:sz w:val="21"/>
-          <w:szCs w:val="21"/>
-        </w:rPr>
-        <w:t xml:space="preserve">D.  A permanent translucent spot but a clear solution in water</w:t>
+        <w:t xml:space="preserve">A.  It contains starch but no reducing sugar such as glucose</w:t>
+      </w:r>
+    </w:p>
+    <w:p>
+      <w:pPr>
+        <w:keepNext/>
+        <w:spacing w:after="20"/>
+        <w:ind w:left="360"/>
+      </w:pPr>
+      <w:r>
+        <w:rPr>
+          <w:rFonts w:ascii="Arial" w:cs="Arial" w:eastAsia="Arial" w:hAnsi="Arial"/>
+          <w:sz w:val="21"/>
+          <w:szCs w:val="21"/>
+        </w:rPr>
+        <w:t xml:space="preserve">B.  It contains no carbohydrate</w:t>
+      </w:r>
+    </w:p>
+    <w:p>
+      <w:pPr>
+        <w:keepNext/>
+        <w:spacing w:after="20"/>
+        <w:ind w:left="360"/>
+      </w:pPr>
+      <w:r>
+        <w:rPr>
+          <w:rFonts w:ascii="Arial" w:cs="Arial" w:eastAsia="Arial" w:hAnsi="Arial"/>
+          <w:sz w:val="21"/>
+          <w:szCs w:val="21"/>
+        </w:rPr>
+        <w:t xml:space="preserve">C.  It contains both starch and a lot of glucose</w:t>
+      </w:r>
+    </w:p>
+    <w:p>
+      <w:pPr>
+        <w:keepNext/>
+        <w:spacing w:after="20"/>
+        <w:ind w:left="360"/>
+      </w:pPr>
+      <w:r>
+        <w:rPr>
+          <w:rFonts w:ascii="Arial" w:cs="Arial" w:eastAsia="Arial" w:hAnsi="Arial"/>
+          <w:sz w:val="21"/>
+          <w:szCs w:val="21"/>
+        </w:rPr>
+        <w:t xml:space="preserve">D.  It contains glucose but no starch</w:t>
       </w:r>
     </w:p>
     <w:p>
@@ -901,7 +901,7 @@
           <w:sz w:val="21"/>
           <w:szCs w:val="21"/>
         </w:rPr>
-        <w:t xml:space="preserve">Correct answer: C. </w:t>
+        <w:t xml:space="preserve">Correct answer: A. </w:t>
       </w:r>
       <w:r>
         <w:rPr>
@@ -910,7 +910,7 @@
           <w:sz w:val="19"/>
           <w:szCs w:val="19"/>
         </w:rPr>
-        <w:t xml:space="preserve">Ugali is mostly starch and has very little lipid, so it should give a negative result in both tests. Two tests that agree make the evidence stronger.</w:t>
+        <w:t xml:space="preserve">Blue-black with iodine shows starch is present. Benedict's staying blue shows there is no reducing sugar (glucose) in the ugali before digestion.</w:t>
       </w:r>
     </w:p>
     <w:p>
@@ -925,7 +925,7 @@
           <w:sz w:val="16"/>
           <w:szCs w:val="16"/>
         </w:rPr>
-        <w:t xml:space="preserve">USE AFTER: OBSERVE PHASE — Activity 3: Guided Reading on Vitamins and the Vitamin Summary Strip</w:t>
+        <w:t xml:space="preserve">USE AFTER: EXPLAIN PHASE — Explain Step 2: bead or paper-chain model of starch breaking into glucose</w:t>
       </w:r>
     </w:p>
     <w:p>
@@ -941,22 +941,52 @@
           <w:sz w:val="21"/>
           <w:szCs w:val="21"/>
         </w:rPr>
-        <w:t xml:space="preserve">Q4. Which row correctly matches a vitamin with its type and the deficiency disease it causes?</w:t>
-      </w:r>
-    </w:p>
-    <w:p>
-      <w:pPr>
-        <w:keepNext/>
-        <w:spacing w:after="20"/>
-        <w:ind w:left="360"/>
-      </w:pPr>
-      <w:r>
-        <w:rPr>
-          <w:rFonts w:ascii="Arial" w:cs="Arial" w:eastAsia="Arial" w:hAnsi="Arial"/>
-          <w:sz w:val="21"/>
-          <w:szCs w:val="21"/>
-        </w:rPr>
-        <w:t xml:space="preserve">A.  Vitamin C: fat-soluble; deficiency causes scurvy</w:t>
+        <w:t xml:space="preserve">Q4. Ugali has no reducing sugar, yet Wanjiru's blood glucose went up after she ate it. Which statement best explains this?</w:t>
+      </w:r>
+    </w:p>
+    <w:p>
+      <w:pPr>
+        <w:keepNext/>
+        <w:spacing w:after="20"/>
+        <w:ind w:left="360"/>
+      </w:pPr>
+      <w:r>
+        <w:rPr>
+          <w:rFonts w:ascii="Arial" w:cs="Arial" w:eastAsia="Arial" w:hAnsi="Arial"/>
+          <w:sz w:val="21"/>
+          <w:szCs w:val="21"/>
+        </w:rPr>
+        <w:t xml:space="preserve">A.  Starch is already glucose, so it passes straight into the blood</w:t>
+      </w:r>
+    </w:p>
+    <w:p>
+      <w:pPr>
+        <w:keepNext/>
+        <w:spacing w:after="20"/>
+        <w:ind w:left="360"/>
+      </w:pPr>
+      <w:r>
+        <w:rPr>
+          <w:rFonts w:ascii="Arial" w:cs="Arial" w:eastAsia="Arial" w:hAnsi="Arial"/>
+          <w:sz w:val="21"/>
+          <w:szCs w:val="21"/>
+        </w:rPr>
+        <w:t xml:space="preserve">B.  Beans turn into starch in the stomach, which raises the glucose</w:t>
+      </w:r>
+    </w:p>
+    <w:p>
+      <w:pPr>
+        <w:keepNext/>
+        <w:spacing w:after="20"/>
+        <w:ind w:left="360"/>
+      </w:pPr>
+      <w:r>
+        <w:rPr>
+          <w:rFonts w:ascii="Arial" w:cs="Arial" w:eastAsia="Arial" w:hAnsi="Arial"/>
+          <w:sz w:val="21"/>
+          <w:szCs w:val="21"/>
+        </w:rPr>
+        <w:t xml:space="preserve">C.  Starch changes into protein, which then enters the blood as glucose</w:t>
       </w:r>
     </w:p>
     <w:p>
@@ -974,37 +1004,7 @@
           <w:sz w:val="21"/>
           <w:szCs w:val="21"/>
         </w:rPr>
-        <w:t xml:space="preserve">B.  Vitamin A: fat-soluble; deficiency causes night blindness</w:t>
-      </w:r>
-    </w:p>
-    <w:p>
-      <w:pPr>
-        <w:keepNext/>
-        <w:spacing w:after="20"/>
-        <w:ind w:left="360"/>
-      </w:pPr>
-      <w:r>
-        <w:rPr>
-          <w:rFonts w:ascii="Arial" w:cs="Arial" w:eastAsia="Arial" w:hAnsi="Arial"/>
-          <w:sz w:val="21"/>
-          <w:szCs w:val="21"/>
-        </w:rPr>
-        <w:t xml:space="preserve">C.  B-complex vitamins: fat-soluble; deficiency causes beriberi</w:t>
-      </w:r>
-    </w:p>
-    <w:p>
-      <w:pPr>
-        <w:keepNext/>
-        <w:spacing w:after="20"/>
-        <w:ind w:left="360"/>
-      </w:pPr>
-      <w:r>
-        <w:rPr>
-          <w:rFonts w:ascii="Arial" w:cs="Arial" w:eastAsia="Arial" w:hAnsi="Arial"/>
-          <w:sz w:val="21"/>
-          <w:szCs w:val="21"/>
-        </w:rPr>
-        <w:t xml:space="preserve">D.  Vitamin D: water-soluble; deficiency causes rickets</w:t>
+        <w:t xml:space="preserve">D.  Starch is made of many glucose units joined together, so it must be broken down into glucose before entering the blood</w:t>
       </w:r>
     </w:p>
     <w:p>
@@ -1020,7 +1020,7 @@
           <w:sz w:val="21"/>
           <w:szCs w:val="21"/>
         </w:rPr>
-        <w:t xml:space="preserve">Correct answer: B. </w:t>
+        <w:t xml:space="preserve">Correct answer: D. </w:t>
       </w:r>
       <w:r>
         <w:rPr>
@@ -1029,7 +1029,7 @@
           <w:sz w:val="19"/>
           <w:szCs w:val="19"/>
         </w:rPr>
-        <w:t xml:space="preserve">Vitamins A, D, E and K are fat-soluble, and lack of vitamin A causes night blindness. Vitamin C and the B-complex vitamins are water-soluble, and vitamin D is fat-soluble.</w:t>
+        <w:t xml:space="preserve">Starch is a large carbohydrate made of many glucose units. It must be broken down into single glucose units (monosaccharides) before glucose can enter the blood.</w:t>
       </w:r>
     </w:p>
     <w:p>
@@ -1044,7 +1044,7 @@
           <w:sz w:val="16"/>
           <w:szCs w:val="16"/>
         </w:rPr>
-        <w:t xml:space="preserve">USE AFTER: EXPLAIN PHASE — Whole-class discussion: essential fatty acids and fat-soluble vitamin absorption, and the Temperature Check on night blindness</w:t>
+        <w:t xml:space="preserve">USE AFTER: EXPLAIN PHASE — Explain Step 3: using the numbers from the graph to write the CER statement</w:t>
       </w:r>
     </w:p>
     <w:p>
@@ -1060,7 +1060,22 @@
           <w:sz w:val="21"/>
           <w:szCs w:val="21"/>
         </w:rPr>
-        <w:t xml:space="preserve">Q5. A child eats a meal rich in vitamin A but has almost no fat in their diet. Why might the child still develop night blindness?</w:t>
+        <w:t xml:space="preserve">Q5. Wanjiru's blood glucose concentration was 4.5 mmol/L before lunch and reached a peak of 8.0 mmol/L after 60 minutes. By how much did it rise, in mmol/L?</w:t>
+      </w:r>
+    </w:p>
+    <w:p>
+      <w:pPr>
+        <w:keepNext/>
+        <w:spacing w:after="20"/>
+        <w:ind w:left="360"/>
+      </w:pPr>
+      <w:r>
+        <w:rPr>
+          <w:rFonts w:ascii="Arial" w:cs="Arial" w:eastAsia="Arial" w:hAnsi="Arial"/>
+          <w:sz w:val="21"/>
+          <w:szCs w:val="21"/>
+        </w:rPr>
+        <w:t xml:space="preserve">A.  3.0</w:t>
       </w:r>
     </w:p>
     <w:p>
@@ -1078,52 +1093,37 @@
           <w:sz w:val="21"/>
           <w:szCs w:val="21"/>
         </w:rPr>
-        <w:t xml:space="preserve">A.  Vitamin A is fat-soluble and needs dietary fat to be absorbed</w:t>
-      </w:r>
-    </w:p>
-    <w:p>
-      <w:pPr>
-        <w:keepNext/>
-        <w:spacing w:after="20"/>
-        <w:ind w:left="360"/>
-      </w:pPr>
-      <w:r>
-        <w:rPr>
-          <w:rFonts w:ascii="Arial" w:cs="Arial" w:eastAsia="Arial" w:hAnsi="Arial"/>
-          <w:sz w:val="21"/>
-          <w:szCs w:val="21"/>
-        </w:rPr>
-        <w:t xml:space="preserve">B.  Vitamin A is a protein, so it cannot be used without amino acids</w:t>
-      </w:r>
-    </w:p>
-    <w:p>
-      <w:pPr>
-        <w:keepNext/>
-        <w:spacing w:after="20"/>
-        <w:ind w:left="360"/>
-      </w:pPr>
-      <w:r>
-        <w:rPr>
-          <w:rFonts w:ascii="Arial" w:cs="Arial" w:eastAsia="Arial" w:hAnsi="Arial"/>
-          <w:sz w:val="21"/>
-          <w:szCs w:val="21"/>
-        </w:rPr>
-        <w:t xml:space="preserve">C.  Fat destroys vitamin A in the stomach</w:t>
-      </w:r>
-    </w:p>
-    <w:p>
-      <w:pPr>
-        <w:keepNext/>
-        <w:spacing w:after="20"/>
-        <w:ind w:left="360"/>
-      </w:pPr>
-      <w:r>
-        <w:rPr>
-          <w:rFonts w:ascii="Arial" w:cs="Arial" w:eastAsia="Arial" w:hAnsi="Arial"/>
-          <w:sz w:val="21"/>
-          <w:szCs w:val="21"/>
-        </w:rPr>
-        <w:t xml:space="preserve">D.  Vitamin A is water-soluble and is washed out of the body too quickly</w:t>
+        <w:t xml:space="preserve">B.  3.5</w:t>
+      </w:r>
+    </w:p>
+    <w:p>
+      <w:pPr>
+        <w:keepNext/>
+        <w:spacing w:after="20"/>
+        <w:ind w:left="360"/>
+      </w:pPr>
+      <w:r>
+        <w:rPr>
+          <w:rFonts w:ascii="Arial" w:cs="Arial" w:eastAsia="Arial" w:hAnsi="Arial"/>
+          <w:sz w:val="21"/>
+          <w:szCs w:val="21"/>
+        </w:rPr>
+        <w:t xml:space="preserve">C.  12.5</w:t>
+      </w:r>
+    </w:p>
+    <w:p>
+      <w:pPr>
+        <w:keepNext/>
+        <w:spacing w:after="20"/>
+        <w:ind w:left="360"/>
+      </w:pPr>
+      <w:r>
+        <w:rPr>
+          <w:rFonts w:ascii="Arial" w:cs="Arial" w:eastAsia="Arial" w:hAnsi="Arial"/>
+          <w:sz w:val="21"/>
+          <w:szCs w:val="21"/>
+        </w:rPr>
+        <w:t xml:space="preserve">D.  4.5</w:t>
       </w:r>
     </w:p>
     <w:p>
@@ -1139,7 +1139,7 @@
           <w:sz w:val="21"/>
           <w:szCs w:val="21"/>
         </w:rPr>
-        <w:t xml:space="preserve">Correct answer: A. </w:t>
+        <w:t xml:space="preserve">Correct answer: B. </w:t>
       </w:r>
       <w:r>
         <w:rPr>
@@ -1148,7 +1148,7 @@
           <w:sz w:val="19"/>
           <w:szCs w:val="19"/>
         </w:rPr>
-        <w:t xml:space="preserve">Vitamins A, D, E and K are fat-soluble and are absorbed only when fat is present in the diet. Without fat, the body cannot fully absorb vitamin A even from a vitamin-rich meal.</w:t>
+        <w:t xml:space="preserve">Rise = peak minus starting value = 8.0 - 4.5 = 3.5 mmol/L.</w:t>
       </w:r>
     </w:p>
     <w:p>
@@ -1163,7 +1163,7 @@
           <w:sz w:val="16"/>
           <w:szCs w:val="16"/>
         </w:rPr>
-        <w:t xml:space="preserve">USE AFTER: MODEL BUILDING PHASE — Revising the Cumulative Chemical Model of Food: 'Lipids' section showing structure</w:t>
+        <w:t xml:space="preserve">USE AFTER: DQB PHASE — DQB: sorting sticky notes into answered, partly answered and still to investigate</w:t>
       </w:r>
     </w:p>
     <w:p>
@@ -1179,22 +1179,52 @@
           <w:sz w:val="21"/>
           <w:szCs w:val="21"/>
         </w:rPr>
-        <w:t xml:space="preserve">Q6. At the chemical level, what is a lipid (fat) made of?</w:t>
-      </w:r>
-    </w:p>
-    <w:p>
-      <w:pPr>
-        <w:keepNext/>
-        <w:spacing w:after="20"/>
-        <w:ind w:left="360"/>
-      </w:pPr>
-      <w:r>
-        <w:rPr>
-          <w:rFonts w:ascii="Arial" w:cs="Arial" w:eastAsia="Arial" w:hAnsi="Arial"/>
-          <w:sz w:val="21"/>
-          <w:szCs w:val="21"/>
-        </w:rPr>
-        <w:t xml:space="preserve">A.  Vitamins joined to a mineral salt</w:t>
+        <w:t xml:space="preserve">Q6. After today's food tests, the class DQB has these four questions. Which one can the class now answer using the test results?</w:t>
+      </w:r>
+    </w:p>
+    <w:p>
+      <w:pPr>
+        <w:keepNext/>
+        <w:spacing w:after="20"/>
+        <w:ind w:left="360"/>
+      </w:pPr>
+      <w:r>
+        <w:rPr>
+          <w:rFonts w:ascii="Arial" w:cs="Arial" w:eastAsia="Arial" w:hAnsi="Arial"/>
+          <w:sz w:val="21"/>
+          <w:szCs w:val="21"/>
+        </w:rPr>
+        <w:t xml:space="preserve">A.  Does the body use only carbohydrates for energy?</w:t>
+      </w:r>
+    </w:p>
+    <w:p>
+      <w:pPr>
+        <w:keepNext/>
+        <w:spacing w:after="20"/>
+        <w:ind w:left="360"/>
+      </w:pPr>
+      <w:r>
+        <w:rPr>
+          <w:rFonts w:ascii="Arial" w:cs="Arial" w:eastAsia="Arial" w:hAnsi="Arial"/>
+          <w:sz w:val="21"/>
+          <w:szCs w:val="21"/>
+        </w:rPr>
+        <w:t xml:space="preserve">B.  Why did Wanjiru's blood glucose fall after 60 minutes?</w:t>
+      </w:r>
+    </w:p>
+    <w:p>
+      <w:pPr>
+        <w:keepNext/>
+        <w:spacing w:after="20"/>
+        <w:ind w:left="360"/>
+      </w:pPr>
+      <w:r>
+        <w:rPr>
+          <w:rFonts w:ascii="Arial" w:cs="Arial" w:eastAsia="Arial" w:hAnsi="Arial"/>
+          <w:sz w:val="21"/>
+          <w:szCs w:val="21"/>
+        </w:rPr>
+        <w:t xml:space="preserve">C.  Which enzyme breaks starch into glucose?</w:t>
       </w:r>
     </w:p>
     <w:p>
@@ -1212,37 +1242,7 @@
           <w:sz w:val="21"/>
           <w:szCs w:val="21"/>
         </w:rPr>
-        <w:t xml:space="preserve">B.  A glycerol backbone joined to fatty acid chains</w:t>
-      </w:r>
-    </w:p>
-    <w:p>
-      <w:pPr>
-        <w:keepNext/>
-        <w:spacing w:after="20"/>
-        <w:ind w:left="360"/>
-      </w:pPr>
-      <w:r>
-        <w:rPr>
-          <w:rFonts w:ascii="Arial" w:cs="Arial" w:eastAsia="Arial" w:hAnsi="Arial"/>
-          <w:sz w:val="21"/>
-          <w:szCs w:val="21"/>
-        </w:rPr>
-        <w:t xml:space="preserve">C.  Long chains of amino acids joined together</w:t>
-      </w:r>
-    </w:p>
-    <w:p>
-      <w:pPr>
-        <w:keepNext/>
-        <w:spacing w:after="20"/>
-        <w:ind w:left="360"/>
-      </w:pPr>
-      <w:r>
-        <w:rPr>
-          <w:rFonts w:ascii="Arial" w:cs="Arial" w:eastAsia="Arial" w:hAnsi="Arial"/>
-          <w:sz w:val="21"/>
-          <w:szCs w:val="21"/>
-        </w:rPr>
-        <w:t xml:space="preserve">D.  Many glucose units joined in a long chain</w:t>
+        <w:t xml:space="preserve">D.  Do ugali and maize flour contain starch?</w:t>
       </w:r>
     </w:p>
     <w:p>
@@ -1258,7 +1258,7 @@
           <w:sz w:val="21"/>
           <w:szCs w:val="21"/>
         </w:rPr>
-        <w:t xml:space="preserve">Correct answer: B. </w:t>
+        <w:t xml:space="preserve">Correct answer: D. </w:t>
       </w:r>
       <w:r>
         <w:rPr>
@@ -1267,7 +1267,7 @@
           <w:sz w:val="19"/>
           <w:szCs w:val="19"/>
         </w:rPr>
-        <w:t xml:space="preserve">A lipid such as a fat is made of one glycerol molecule joined to three fatty acids. Amino acid chains are proteins and glucose chains are starch.</w:t>
+        <w:t xml:space="preserve">The blue-black iodine result for ugali and maize flour answers this directly. The other questions need further investigation in later lessons.</w:t>
       </w:r>
     </w:p>
     <w:p>
@@ -1282,7 +1282,7 @@
           <w:sz w:val="16"/>
           <w:szCs w:val="16"/>
         </w:rPr>
-        <w:t xml:space="preserve">USE AFTER: END OF LESSON — End of lesson: after the Cumulative Chemical Model revision and peer feedback</w:t>
+        <w:t xml:space="preserve">USE AFTER: MODEL BUILDING PHASE — Revising the class flow-diagram model: adding evidence to the 'Food chemicals' box</w:t>
       </w:r>
     </w:p>
     <w:p>
@@ -1298,37 +1298,7 @@
           <w:sz w:val="21"/>
           <w:szCs w:val="21"/>
         </w:rPr>
-        <w:t xml:space="preserve">Q7. Which statement correctly describes the roles of lipids in living organisms?</w:t>
-      </w:r>
-    </w:p>
-    <w:p>
-      <w:pPr>
-        <w:keepNext/>
-        <w:spacing w:after="20"/>
-        <w:ind w:left="360"/>
-      </w:pPr>
-      <w:r>
-        <w:rPr>
-          <w:rFonts w:ascii="Arial" w:cs="Arial" w:eastAsia="Arial" w:hAnsi="Arial"/>
-          <w:sz w:val="21"/>
-          <w:szCs w:val="21"/>
-        </w:rPr>
-        <w:t xml:space="preserve">A.  Lipids are harmful chemicals that the body does not need</w:t>
-      </w:r>
-    </w:p>
-    <w:p>
-      <w:pPr>
-        <w:keepNext/>
-        <w:spacing w:after="20"/>
-        <w:ind w:left="360"/>
-      </w:pPr>
-      <w:r>
-        <w:rPr>
-          <w:rFonts w:ascii="Arial" w:cs="Arial" w:eastAsia="Arial" w:hAnsi="Arial"/>
-          <w:sz w:val="21"/>
-          <w:szCs w:val="21"/>
-        </w:rPr>
-        <w:t xml:space="preserve">B.  Lipids only provide vitamins and have no other role</w:t>
+        <w:t xml:space="preserve">Q7. Which statement about the chain from ugali to blood glucose is supported by today's evidence and should be added to the 'food chemicals' box of the class model?</w:t>
       </w:r>
     </w:p>
     <w:p>
@@ -1346,22 +1316,52 @@
           <w:sz w:val="21"/>
           <w:szCs w:val="21"/>
         </w:rPr>
-        <w:t xml:space="preserve">C.  Lipids store energy and are part of cell membranes</w:t>
-      </w:r>
-    </w:p>
-    <w:p>
-      <w:pPr>
-        <w:keepNext/>
-        <w:spacing w:after="20"/>
-        <w:ind w:left="360"/>
-      </w:pPr>
-      <w:r>
-        <w:rPr>
-          <w:rFonts w:ascii="Arial" w:cs="Arial" w:eastAsia="Arial" w:hAnsi="Arial"/>
-          <w:sz w:val="21"/>
-          <w:szCs w:val="21"/>
-        </w:rPr>
-        <w:t xml:space="preserve">D.  Lipids are the main chemicals used to build muscles and repair tissues</w:t>
+        <w:t xml:space="preserve">A.  Ugali contains starch, which is made of glucose units, so it can be a source of the glucose in the blood</w:t>
+      </w:r>
+    </w:p>
+    <w:p>
+      <w:pPr>
+        <w:keepNext/>
+        <w:spacing w:after="20"/>
+        <w:ind w:left="360"/>
+      </w:pPr>
+      <w:r>
+        <w:rPr>
+          <w:rFonts w:ascii="Arial" w:cs="Arial" w:eastAsia="Arial" w:hAnsi="Arial"/>
+          <w:sz w:val="21"/>
+          <w:szCs w:val="21"/>
+        </w:rPr>
+        <w:t xml:space="preserve">B.  Nyama choma gives a blue-black result with iodine, so it is the main source of starch in Wanjiru's lunch</w:t>
+      </w:r>
+    </w:p>
+    <w:p>
+      <w:pPr>
+        <w:keepNext/>
+        <w:spacing w:after="20"/>
+        <w:ind w:left="360"/>
+      </w:pPr>
+      <w:r>
+        <w:rPr>
+          <w:rFonts w:ascii="Arial" w:cs="Arial" w:eastAsia="Arial" w:hAnsi="Arial"/>
+          <w:sz w:val="21"/>
+          <w:szCs w:val="21"/>
+        </w:rPr>
+        <w:t xml:space="preserve">C.  Ugali gives a brick-red result with Benedict's solution, so it already contains glucose</w:t>
+      </w:r>
+    </w:p>
+    <w:p>
+      <w:pPr>
+        <w:keepNext/>
+        <w:spacing w:after="20"/>
+        <w:ind w:left="360"/>
+      </w:pPr>
+      <w:r>
+        <w:rPr>
+          <w:rFonts w:ascii="Arial" w:cs="Arial" w:eastAsia="Arial" w:hAnsi="Arial"/>
+          <w:sz w:val="21"/>
+          <w:szCs w:val="21"/>
+        </w:rPr>
+        <w:t xml:space="preserve">D.  Only sweet foods contain carbohydrates, so ugali cannot be a source of glucose</w:t>
       </w:r>
     </w:p>
     <w:p>
@@ -1377,7 +1377,7 @@
           <w:sz w:val="21"/>
           <w:szCs w:val="21"/>
         </w:rPr>
-        <w:t xml:space="preserve">Correct answer: C. </w:t>
+        <w:t xml:space="preserve">Correct answer: A. </w:t>
       </w:r>
       <w:r>
         <w:rPr>
@@ -1386,7 +1386,7 @@
           <w:sz w:val="19"/>
           <w:szCs w:val="19"/>
         </w:rPr>
-        <w:t xml:space="preserve">Lipids store energy, form part of cell membranes and help absorb fat-soluble vitamins. Building and repairing muscles is mainly the role of proteins, and calling fat 'unhealthy' is a common misconception.</w:t>
+        <w:t xml:space="preserve">Ugali is blue-black with iodine, so it contains starch, and starch is made of glucose units. Ugali stays blue with Benedict's, and nyama choma does not give a positive starch test.</w:t>
       </w:r>
     </w:p>
     <w:p>
@@ -1405,7 +1405,7 @@
         </w:rPr>
         <w:t xml:space="preserve">© 2026 SeaVuria and ARES. Aligned with KICD objectives. Developed by SeaVuria; technical implementation by ARES (with AI assistance from Claude). Licensed under </w:t>
       </w:r>
-      <w:hyperlink w:history="1" r:id="rIdz_vivmufx1cn0-bsqqsg9">
+      <w:hyperlink w:history="1" r:id="rIdzw3mgphn2kynk4dsridk2">
         <w:r>
           <w:rPr>
             <w:rFonts w:ascii="Arial" w:cs="Arial" w:eastAsia="Arial" w:hAnsi="Arial"/>
@@ -1426,7 +1426,7 @@
         </w:rPr>
         <w:t xml:space="preserve"> (</w:t>
       </w:r>
-      <w:hyperlink w:history="1" r:id="rIdecjplgjcb4_ugc09nwscl">
+      <w:hyperlink w:history="1" r:id="rId4ihlh2__q67nuoouuntfn">
         <w:r>
           <w:rPr>
             <w:rFonts w:ascii="Arial" w:cs="Arial" w:eastAsia="Arial" w:hAnsi="Arial"/>
